--- a/00_gestion-equipo/actas/Acta 19-10-2026.docx
+++ b/00_gestion-equipo/actas/Acta 19-10-2026.docx
@@ -463,7 +463,7 @@
                 <w:szCs w:val="20"/>
                 <w:rtl w:val="0"/>
               </w:rPr>
-              <w:t xml:space="preserve">: pm</w:t>
+              <w:t xml:space="preserve">8:00 pm</w:t>
             </w:r>
           </w:p>
         </w:tc>
@@ -840,6 +840,7 @@
           </w:tcPr>
           <w:p>
             <w:pPr>
+              <w:spacing w:after="240" w:before="240" w:lineRule="auto"/>
               <w:rPr>
                 <w:sz w:val="20"/>
                 <w:szCs w:val="20"/>
@@ -856,6 +857,7 @@
           </w:p>
           <w:p>
             <w:pPr>
+              <w:spacing w:after="240" w:before="240" w:lineRule="auto"/>
               <w:rPr>
                 <w:sz w:val="20"/>
                 <w:szCs w:val="20"/>
@@ -872,22 +874,24 @@
           </w:p>
           <w:p>
             <w:pPr>
-              <w:rPr>
-                <w:sz w:val="20"/>
-                <w:szCs w:val="20"/>
-              </w:rPr>
-            </w:pPr>
-            <w:r>
-              <w:rPr>
-                <w:sz w:val="20"/>
-                <w:szCs w:val="20"/>
-                <w:rtl w:val="0"/>
-              </w:rPr>
-              <w:t xml:space="preserve">Se adelantó el taller</w:t>
-            </w:r>
-          </w:p>
-          <w:p>
-            <w:pPr>
+              <w:spacing w:after="240" w:before="240" w:lineRule="auto"/>
+              <w:rPr>
+                <w:sz w:val="20"/>
+                <w:szCs w:val="20"/>
+              </w:rPr>
+            </w:pPr>
+            <w:r>
+              <w:rPr>
+                <w:sz w:val="20"/>
+                <w:szCs w:val="20"/>
+                <w:rtl w:val="0"/>
+              </w:rPr>
+              <w:t xml:space="preserve">Se adelantó el taller.</w:t>
+            </w:r>
+          </w:p>
+          <w:p>
+            <w:pPr>
+              <w:spacing w:after="240" w:before="240" w:lineRule="auto"/>
               <w:rPr>
                 <w:sz w:val="20"/>
                 <w:szCs w:val="20"/>
@@ -904,6 +908,7 @@
           </w:p>
           <w:p>
             <w:pPr>
+              <w:spacing w:after="240" w:before="240" w:lineRule="auto"/>
               <w:rPr>
                 <w:sz w:val="20"/>
                 <w:szCs w:val="20"/>
@@ -920,6 +925,7 @@
           </w:p>
           <w:p>
             <w:pPr>
+              <w:spacing w:after="240" w:before="240" w:lineRule="auto"/>
               <w:rPr>
                 <w:sz w:val="20"/>
                 <w:szCs w:val="20"/>
@@ -936,6 +942,7 @@
           </w:p>
           <w:p>
             <w:pPr>
+              <w:spacing w:after="240" w:before="240" w:lineRule="auto"/>
               <w:rPr>
                 <w:sz w:val="20"/>
                 <w:szCs w:val="20"/>
@@ -952,19 +959,7 @@
           </w:p>
           <w:p>
             <w:pPr>
-              <w:rPr>
-                <w:sz w:val="20"/>
-                <w:szCs w:val="20"/>
-              </w:rPr>
-            </w:pPr>
-            <w:r>
-              <w:rPr>
-                <w:rtl w:val="0"/>
-              </w:rPr>
-            </w:r>
-          </w:p>
-          <w:p>
-            <w:pPr>
+              <w:spacing w:after="240" w:before="240" w:lineRule="auto"/>
               <w:rPr>
                 <w:sz w:val="20"/>
                 <w:szCs w:val="20"/>
@@ -981,34 +976,36 @@
           </w:p>
           <w:p>
             <w:pPr>
-              <w:rPr>
-                <w:sz w:val="20"/>
-                <w:szCs w:val="20"/>
-              </w:rPr>
-            </w:pPr>
-            <w:r>
-              <w:rPr>
-                <w:sz w:val="20"/>
-                <w:szCs w:val="20"/>
-                <w:rtl w:val="0"/>
-              </w:rPr>
-              <w:t xml:space="preserve">Se revisa que se debe repasar para la sustentación de la entrega intermedia.</w:t>
-            </w:r>
-          </w:p>
-          <w:p>
-            <w:pPr>
-              <w:rPr>
-                <w:sz w:val="20"/>
-                <w:szCs w:val="20"/>
-              </w:rPr>
-            </w:pPr>
-            <w:r>
-              <w:rPr>
-                <w:sz w:val="20"/>
-                <w:szCs w:val="20"/>
-                <w:rtl w:val="0"/>
-              </w:rPr>
-              <w:t xml:space="preserve">Reunión mañana a 6 pm </w:t>
+              <w:spacing w:after="240" w:before="240" w:lineRule="auto"/>
+              <w:rPr>
+                <w:sz w:val="20"/>
+                <w:szCs w:val="20"/>
+              </w:rPr>
+            </w:pPr>
+            <w:r>
+              <w:rPr>
+                <w:sz w:val="20"/>
+                <w:szCs w:val="20"/>
+                <w:rtl w:val="0"/>
+              </w:rPr>
+              <w:t xml:space="preserve">Se revisa qué se debe repasar para la sustentación de la entrega intermedia.</w:t>
+            </w:r>
+          </w:p>
+          <w:p>
+            <w:pPr>
+              <w:spacing w:after="240" w:before="240" w:lineRule="auto"/>
+              <w:rPr>
+                <w:sz w:val="20"/>
+                <w:szCs w:val="20"/>
+              </w:rPr>
+            </w:pPr>
+            <w:r>
+              <w:rPr>
+                <w:sz w:val="20"/>
+                <w:szCs w:val="20"/>
+                <w:rtl w:val="0"/>
+              </w:rPr>
+              <w:t xml:space="preserve">Reunión mañana a las 6 pm.</w:t>
             </w:r>
           </w:p>
         </w:tc>
